--- a/contenus/trames/ENT-5.2-smoby-arrivee-trame-eleve.docx
+++ b/contenus/trames/ENT-5.2-smoby-arrivee-trame-eleve.docx
@@ -5020,6 +5020,7 @@
     </w:tbl>
     <w:p>
       <w:pPr>
+        <w:keepNext/>
         <w:spacing w:after="0" w:line="60" w:lineRule="exact"/>
       </w:pPr>
       <w:r>
@@ -5027,6 +5028,169 @@
           <w:sz w:val="10"/>
         </w:rPr>
       </w:r>
+    </w:p>
+    <w:tbl>
+      <w:tblPr>
+        <w:tblStyle w:val="TableGrid"/>
+        <w:tblW w:type="auto" w:w="0"/>
+        <w:jc w:val="left"/>
+        <w:tblLook w:firstColumn="1" w:firstRow="1" w:lastColumn="0" w:lastRow="0" w:noHBand="0" w:noVBand="1" w:val="04A0"/>
+      </w:tblPr>
+      <w:tblGrid>
+        <w:gridCol w:w="10086"/>
+      </w:tblGrid>
+      <w:tr>
+        <w:trPr>
+          <w:cantSplit/>
+        </w:trPr>
+        <w:tc>
+          <w:tcPr>
+            <w:tcW w:type="dxa" w:w="10086"/>
+            <w:shd w:fill="F2F2F2"/>
+          </w:tcPr>
+          <w:p>
+            <w:pPr>
+              <w:keepNext/>
+              <w:spacing w:after="40"/>
+            </w:pPr>
+            <w:r>
+              <w:rPr>
+                <w:b/>
+                <w:color w:val="111111"/>
+                <w:sz w:val="20"/>
+              </w:rPr>
+              <w:t xml:space="preserve">À la fin de la séance : </w:t>
+            </w:r>
+            <w:r>
+              <w:rPr>
+                <w:sz w:val="20"/>
+              </w:rPr>
+              <w:t>quand tu as tout envoyé, un bandeau s'affiche en haut de l'écran.</w:t>
+            </w:r>
+          </w:p>
+          <w:p>
+            <w:pPr>
+              <w:keepNext/>
+              <w:spacing w:before="0" w:after="40"/>
+              <w:ind w:left="397" w:hanging="227"/>
+            </w:pPr>
+            <w:r>
+              <w:rPr>
+                <w:sz w:val="20"/>
+              </w:rPr>
+              <w:t>•  « Séance validée » : tout est juste. La séance ENT-5.3 s'ouvre pour toi.</w:t>
+            </w:r>
+          </w:p>
+          <w:p>
+            <w:pPr>
+              <w:keepNext/>
+              <w:spacing w:before="0" w:after="40"/>
+              <w:ind w:left="397" w:hanging="227"/>
+            </w:pPr>
+            <w:r>
+              <w:rPr>
+                <w:sz w:val="20"/>
+              </w:rPr>
+              <w:t>•  Sinon, le bandeau donne le titre de ce qui est à corriger (jamais la réponse). Cherche ce titre ci-dessous, puis relis ta trame à cette étape.</w:t>
+            </w:r>
+          </w:p>
+          <w:p>
+            <w:pPr>
+              <w:keepNext/>
+              <w:spacing w:before="0" w:after="40"/>
+              <w:ind w:left="397" w:hanging="227"/>
+            </w:pPr>
+            <w:r>
+              <w:rPr>
+                <w:sz w:val="20"/>
+              </w:rPr>
+              <w:t>•  « Les … pièces à demander sont cochées » ou « Aucune pièce de trop » : étape 2.</w:t>
+            </w:r>
+          </w:p>
+          <w:p>
+            <w:pPr>
+              <w:keepNext/>
+              <w:spacing w:before="0" w:after="40"/>
+              <w:ind w:left="397" w:hanging="227"/>
+            </w:pPr>
+            <w:r>
+              <w:rPr>
+                <w:sz w:val="20"/>
+              </w:rPr>
+              <w:t>•  « Le premier jour de Yanis est dans l'ordre » : étape 3.</w:t>
+            </w:r>
+          </w:p>
+          <w:p>
+            <w:pPr>
+              <w:keepNext/>
+              <w:spacing w:before="0" w:after="40"/>
+              <w:ind w:left="397" w:hanging="227"/>
+            </w:pPr>
+            <w:r>
+              <w:rPr>
+                <w:sz w:val="20"/>
+              </w:rPr>
+              <w:t>•  « 1er envoi — … » : étapes 4 et 5.</w:t>
+            </w:r>
+          </w:p>
+          <w:p>
+            <w:pPr>
+              <w:keepNext/>
+              <w:spacing w:before="0" w:after="40"/>
+              <w:ind w:left="397" w:hanging="227"/>
+            </w:pPr>
+            <w:r>
+              <w:rPr>
+                <w:sz w:val="20"/>
+              </w:rPr>
+              <w:t>•  « Après l'aléa — … » : étape 6.</w:t>
+            </w:r>
+          </w:p>
+          <w:p>
+            <w:pPr>
+              <w:keepNext/>
+              <w:spacing w:before="0" w:after="40"/>
+              <w:ind w:left="397" w:hanging="227"/>
+            </w:pPr>
+            <w:r>
+              <w:rPr>
+                <w:sz w:val="20"/>
+              </w:rPr>
+              <w:t>•  « Le point à Sophie est juste (constat et ton) » : étape 7.</w:t>
+            </w:r>
+          </w:p>
+          <w:p>
+            <w:pPr>
+              <w:keepNext/>
+              <w:spacing w:before="0" w:after="40"/>
+              <w:ind w:left="397" w:hanging="227"/>
+            </w:pPr>
+            <w:r>
+              <w:rPr>
+                <w:sz w:val="20"/>
+              </w:rPr>
+              <w:t>•  Ce que tu as envoyé ne se modifie plus : appelle ton professeur. Lui seul peut te faire recommencer la séance.</w:t>
+            </w:r>
+          </w:p>
+          <w:p>
+            <w:pPr>
+              <w:spacing w:before="0" w:after="0"/>
+              <w:ind w:left="397" w:hanging="227"/>
+            </w:pPr>
+            <w:r>
+              <w:rPr>
+                <w:sz w:val="20"/>
+              </w:rPr>
+              <w:t>•  La séance ENT-5.3 ne s'ouvre que quand tout est juste.</w:t>
+            </w:r>
+          </w:p>
+        </w:tc>
+      </w:tr>
+    </w:tbl>
+    <w:p>
+      <w:pPr>
+        <w:spacing w:after="40"/>
+      </w:pPr>
     </w:p>
     <w:p>
       <w:pPr>
